--- a/artifacts/handbook-v1/LEGAVIK_Module5_协助人_填写模板_Handbook_V1.docx
+++ b/artifacts/handbook-v1/LEGAVIK_Module5_协助人_填写模板_Handbook_V1.docx
@@ -2078,7 +2078,7 @@
           <w:lang w:val="en-US"/>
           <w:noProof/>
         </w:rPr>
-        <w:t xml:space="preserve">LEGAVIK  /  Recovery Map </w:t>
+        <w:t xml:space="preserve">L⁠E⁠G⁠A⁠V⁠I⁠K  /  Recovery Map </w:t>
       </w:r>
       <w:r>
         <w:rPr>
@@ -4062,7 +4062,7 @@
           <w:lang w:val="en-US"/>
           <w:noProof/>
         </w:rPr>
-        <w:t xml:space="preserve">LEGAVIK  /  Recovery Map </w:t>
+        <w:t xml:space="preserve">L⁠E⁠G⁠A⁠V⁠I⁠K  /  Recovery Map </w:t>
       </w:r>
       <w:r>
         <w:rPr>
@@ -5849,7 +5849,7 @@
           <w:lang w:val="en-US"/>
           <w:noProof/>
         </w:rPr>
-        <w:t xml:space="preserve">LEGAVIK  /  Recovery Map </w:t>
+        <w:t xml:space="preserve">L⁠E⁠G⁠A⁠V⁠I⁠K  /  Recovery Map </w:t>
       </w:r>
       <w:r>
         <w:rPr>
@@ -7636,7 +7636,7 @@
           <w:lang w:val="en-US"/>
           <w:noProof/>
         </w:rPr>
-        <w:t xml:space="preserve">LEGAVIK  /  Recovery Map </w:t>
+        <w:t xml:space="preserve">L⁠E⁠G⁠A⁠V⁠I⁠K  /  Recovery Map </w:t>
       </w:r>
       <w:r>
         <w:rPr>
@@ -9423,7 +9423,7 @@
           <w:lang w:val="en-US"/>
           <w:noProof/>
         </w:rPr>
-        <w:t xml:space="preserve">LEGAVIK  /  Recovery Map </w:t>
+        <w:t xml:space="preserve">L⁠E⁠G⁠A⁠V⁠I⁠K  /  Recovery Map </w:t>
       </w:r>
       <w:r>
         <w:rPr>
@@ -11210,7 +11210,7 @@
           <w:lang w:val="en-US"/>
           <w:noProof/>
         </w:rPr>
-        <w:t xml:space="preserve">LEGAVIK  /  Recovery Map </w:t>
+        <w:t xml:space="preserve">L⁠E⁠G⁠A⁠V⁠I⁠K  /  Recovery Map </w:t>
       </w:r>
       <w:r>
         <w:rPr>
@@ -12997,7 +12997,7 @@
           <w:lang w:val="en-US"/>
           <w:noProof/>
         </w:rPr>
-        <w:t xml:space="preserve">LEGAVIK  /  Recovery Map </w:t>
+        <w:t xml:space="preserve">L⁠E⁠G⁠A⁠V⁠I⁠K  /  Recovery Map </w:t>
       </w:r>
       <w:r>
         <w:rPr>
@@ -14780,7 +14780,7 @@
         <w:sz w:val="15"/>
         <w:noProof/>
       </w:rPr>
-      <w:t xml:space="preserve">LEGAVIK   ·   Last Updated: __________   ·   Page </w:t>
+      <w:t xml:space="preserve">L⁠E⁠G⁠A⁠V⁠I⁠K   ·   Last Updated: __________   ·   Page </w:t>
     </w:r>
     <w:r>
       <w:rPr>
@@ -14825,7 +14825,7 @@
         <w:sz w:val="18"/>
         <w:noProof/>
       </w:rPr>
-      <w:t>LEGAVIK · Recovery Map</w:t>
+      <w:t>L⁠E⁠G⁠A⁠V⁠I⁠K · Recovery Map</w:t>
     </w:r>
   </w:p>
 </w:hdr>
@@ -14846,7 +14846,7 @@
         <w:sz w:val="18"/>
         <w:noProof/>
       </w:rPr>
-      <w:t>LEGAVIK · Recovery Map</w:t>
+      <w:t>L⁠E⁠G⁠A⁠V⁠I⁠K · Recovery Map</w:t>
     </w:r>
   </w:p>
 </w:hdr>
@@ -14867,7 +14867,7 @@
         <w:sz w:val="18"/>
         <w:noProof/>
       </w:rPr>
-      <w:t>LEGAVIK · Recovery Map</w:t>
+      <w:t>L⁠E⁠G⁠A⁠V⁠I⁠K · Recovery Map</w:t>
     </w:r>
   </w:p>
 </w:hdr>
